--- a/zero_calibration_pmea/cover_letter/PMEA_CoverLetter_EN.docx
+++ b/zero_calibration_pmea/cover_letter/PMEA_CoverLetter_EN.docx
@@ -89,7 +89,7 @@
           <w:b/>
           <w:sz w:val="22"/>
         </w:rPr>
-        <w:t>"Concordance Correlation Coefficient Decomposition Reveals That Zero Calibration Corrects Offset but Not Gain: A Simulation-Based Framework for Arterial Pressure Monitor Validation"</w:t>
+        <w:t>"What Zeroing Cannot Fix: Concordance Analysis Unmasks Gain Errors Invisible to Bland–Altman"</w:t>
       </w:r>
       <w:r>
         <w:rPr>
